--- a/docs/submission/project-summary-draft.docx
+++ b/docs/submission/project-summary-draft.docx
@@ -1566,7 +1566,7 @@
                 <w:sz w:val="24"/>
                 <w:color w:val="000000"/>
               </w:rPr>
-              <w:t xml:space="preserve">乡村非遗体验的组织者需要同时回答：讲解是否有出处，地方工艺是否讲错，预算与接待资源能否兑现。蔚县剪纸与丰宁满族剪纸的技法描述不同，直接拼接网络文案容易混淆地域；流畅的生成文本也不能证明传承人到场、工坊开放或素材可商用。本项目以蔚县剪纸为首个受控案例，帮助工作人员将有依据的文化讲述转化为可核算、可确认、可更新的体验活动。真实需求强度和付费意愿仍待访谈验证。</w:t>
+              <w:t xml:space="preserve">乡村非遗体验的组织者需要同时回答：讲解是否有出处，地方工艺是否讲错，预算与接待资源能否兑现。流畅的生成文案不能证明传承人到场、工坊开放或素材可商用。本项目以蔚县剪纸为受控案例，贯通文化证据、活动编排和双版交付，让非遗不止被看见，更能被体验。真实需求强度和付费意愿仍待访谈验证。</w:t>
             </w:r>
           </w:p>
         </w:tc>
@@ -1720,7 +1720,7 @@
                 <w:sz w:val="24"/>
                 <w:color w:val="000000"/>
               </w:rPr>
-              <w:t xml:space="preserve">将文化资料与经营配置分开管理，让本地大语言模型理解需求、核对陈述、生成分众讲解，让程序计算金额、时长、容量和资源占用。通过智能体串联证据检索、活动求解、校验与有上限的修订。重点建立“来源—陈述—讲解卡—体验方案”的关联：一句文案改变可定位到证据，一项偏好改变可落实到活动，一项素材撤回可定位并更新受影响的体验包。现已具备真实本地运行的三页界面及人工确认后的双版导出。</w:t>
+              <w:t xml:space="preserve">把文化资料、经营配置和游客需求放入同一条可追踪链路：来源支撑讲解，讲解进入活动，素材变化定位并更新体验包。大语言模型负责理解、核验表达和反馈修订，程序负责金额、时长、容量与资源求解，人负责文化判断、授权和最终确认。现场改一句“不要茶歇，多留手作时间”，方案由50分钟手作、720元变为80分钟手作、796元，真实变化可复算。</w:t>
             </w:r>
           </w:p>
         </w:tc>
@@ -2033,7 +2033,7 @@
                 <w:sz w:val="24"/>
                 <w:color w:val="000000"/>
               </w:rPr>
-              <w:t xml:space="preserve">拟向乡村工坊、研学组织者和文旅服务机构提供本地部署、资料整理、活动模板配置及维护服务；定价与付费方式待访谈验证。文化价值在于保留地域差异、展示出处及尊重使用边界；村民共益在于将讲解、手作教学等服务报酬单列，便于约定与核对；生态设计将纸材数量和工具复用列入活动说明。上述为产品机制和预期价值，尚无真实合作订单、收入增长、净利润或减排成效证据，不填虚构收益。</w:t>
+              <w:t xml:space="preserve">首批用户拟为有固定场地的小型乡村工坊、研学组织者和文旅服务机构。拟提供本地部署、资料整理、模块配置和维护服务，收费逻辑采用一次性配置费加按期维护费，具体价格待访谈验证。当前仅有演示测算，没有合作订单、收入增长、净利润或减排成效证据。</w:t>
             </w:r>
           </w:p>
         </w:tc>

--- a/docs/submission/project-summary-draft.docx
+++ b/docs/submission/project-summary-draft.docx
@@ -1566,7 +1566,7 @@
                 <w:sz w:val="24"/>
                 <w:color w:val="000000"/>
               </w:rPr>
-              <w:t xml:space="preserve">乡村非遗体验的组织者需要同时回答：讲解是否有出处，地方工艺是否讲错，预算与接待资源能否兑现。流畅的生成文案不能证明传承人到场、工坊开放或素材可商用。本项目以蔚县剪纸为受控案例，贯通文化证据、活动编排和双版交付，让非遗不止被看见，更能被体验。真实需求强度和付费意愿仍待访谈验证。</w:t>
+              <w:t xml:space="preserve">乡村非遗体验组织者需要同时回答：讲解是否有出处，地方工艺是否讲错，预算与接待资源能否兑现。金山区政府公开剪纸小夜灯公告给出时段、地点、对象与名额，却不能证明当前可预约、教师、容量或成本。本项目把公开资料与演示接待条件分开，让非遗不止被看见，更能被体验。真实需求强度和付费意愿仍待访谈验证。</w:t>
             </w:r>
           </w:p>
         </w:tc>
@@ -1720,7 +1720,7 @@
                 <w:sz w:val="24"/>
                 <w:color w:val="000000"/>
               </w:rPr>
-              <w:t xml:space="preserve">把文化资料、经营配置和游客需求放入同一条可追踪链路：来源支撑讲解，讲解进入活动，素材变化定位并更新体验包。大语言模型负责理解、核验表达和反馈修订，程序负责金额、时长、容量与资源求解，人负责文化判断、授权和最终确认。现场改一句“不要茶歇，多留手作时间”，方案由50分钟手作、720元变为80分钟手作、796元，真实变化可复算。</w:t>
+              <w:t xml:space="preserve">把公开文化资料、经营配置和游客需求放入同一条可追踪链路：来源支撑讲解，公告条件进入历史案例，讲解进入活动，素材变化定位并更新体验包。大语言模型负责理解、核验表达和反馈修订，程序负责金额、时长、容量与资源求解，人负责文化判断、授权和最终确认。金山案例把现场教学30分钟与手作90分钟排成120分钟；人数变化会真实改账目。</w:t>
             </w:r>
           </w:p>
         </w:tc>
@@ -1872,7 +1872,7 @@
                 <w:sz w:val="24"/>
                 <w:color w:val="000000"/>
               </w:rPr>
-              <w:t xml:space="preserve">前端保留纸白、墨绿、朱红的三页结构，以原文与修订对照、证据原文位置、方案前后差异和体验包预览呈现结果。后台采用Qwen3-14B Q4_K_M、Ollama、LangGraph OSS、FastAPI与SQLite，不微调、不接付费模型API。输入经拆解后，文化陈述按地域及项目检索，分别标记来源支持、矛盾、资料分歧和信息不足；没有检索到不直接判错。经营承诺须由接待方确认，不能从文化来源推导。程序在八个同场地活动模块中枚举可行组合，使用整数分核算费用，检查必要时长、人数、教师与场地，保留原轻、深套餐作为回归。已核验事实转为一般游客或亲子客群的短讲解、观察任务与互动提问，教学创意明确标注，生成后再查文化断言。对外使用需人工确认；资料或素材状态改变即使旧确认失效，再生成游客版和含账本、日程、资源及引用的组织者版。当前报价、服务报酬和材料数量均为演示测算。</w:t>
+              <w:t xml:space="preserve">前端保留纸白、墨绿、朱红的三页结构，以原文与修订对照、证据原文位置、方案前后差异和体验包预览呈现结果。后台采用Qwen3-14B Q4_K_M、Ollama、LangGraph OSS、FastAPI与SQLite，不微调、不接付费模型API。输入经拆解后，文化陈述按地域及项目检索，分别标记来源支持、矛盾、资料分歧和信息不足；没有检索到不直接判错。经营承诺须由接待方确认，不能从文化来源推导。程序在当前案例的三个同场地活动模块中枚举可行组合，使用整数分核算费用，检查必要时长、人数、教师与场地，保留原轻、深套餐作为回归。已核验事实转为一般游客或亲子客群的短讲解、观察任务与互动提问，教学创意明确标注，生成后再查文化断言。对外使用需人工确认；资料或素材状态改变即使旧确认失效，再生成游客版和含账本、日程、资源及引用的组织者版。当前案例的教师、安全容量、报价、服务报酬和材料数量均为单独标记的演示测算，历史公告不可据此预约。</w:t>
             </w:r>
           </w:p>
         </w:tc>
@@ -2033,7 +2033,7 @@
                 <w:sz w:val="24"/>
                 <w:color w:val="000000"/>
               </w:rPr>
-              <w:t xml:space="preserve">首批用户拟为有固定场地的小型乡村工坊、研学组织者和文旅服务机构。拟提供本地部署、资料整理、模块配置和维护服务，收费逻辑采用一次性配置费加按期维护费，具体价格待访谈验证。当前仅有演示测算，没有合作订单、收入增长、净利润或减排成效证据。</w:t>
+              <w:t xml:space="preserve">首批用户拟为有固定场地的小型乡村工坊、研学组织者和文旅服务机构。拟提供本地部署、资料整理、模块配置和维护服务，收费逻辑采用一次性配置费加按期维护费，具体价格待访谈验证。金山区公开活动案例仅用于资料重建与系统验证；当前仅有演示测算，没有合作订单、收入增长、净利润或减排成效证据。</w:t>
             </w:r>
           </w:p>
         </w:tc>

--- a/docs/submission/project-summary-draft.docx
+++ b/docs/submission/project-summary-draft.docx
@@ -1566,7 +1566,7 @@
                 <w:sz w:val="24"/>
                 <w:color w:val="000000"/>
               </w:rPr>
-              <w:t xml:space="preserve">乡村非遗体验组织者需要同时回答：讲解是否有出处，地方工艺是否讲错，预算与接待资源能否兑现。金山区政府公开剪纸小夜灯公告给出时段、地点、对象与名额，却不能证明当前可预约、教师、容量或成本。本项目把公开资料与演示接待条件分开，让非遗不止被看见，更能被体验。真实需求强度和付费意愿仍待访谈验证。</w:t>
+              <w:t xml:space="preserve">一次乡村非遗体验需要讲解稿、活动安排、费用清单和游客手册。组织者面临的难点是：资料分散，地域工艺容易混淆；预算、偏好或素材条件一变，多份内容容易漏改并形成相互矛盾的承诺。乡艺有据把文化依据、接待条件与交付版本连接起来，帮助组织者交出有依据、可核算、可审核的体验方案。让非遗不止被看见，更能被体验。当前痛点是设计假设，需求强度仍待真实访谈验证。</w:t>
             </w:r>
           </w:p>
         </w:tc>
@@ -1720,7 +1720,7 @@
                 <w:sz w:val="24"/>
                 <w:color w:val="000000"/>
               </w:rPr>
-              <w:t xml:space="preserve">把公开文化资料、经营配置和游客需求放入同一条可追踪链路：来源支撑讲解，公告条件进入历史案例，讲解进入活动，素材变化定位并更新体验包。大语言模型负责理解、核验表达和反馈修订，程序负责金额、时长、容量与资源求解，人负责文化判断、授权和最终确认。金山案例把现场教学30分钟与手作90分钟排成120分钟；人数变化会真实改账目。</w:t>
+              <w:t xml:space="preserve">以同一场蔚县剪纸体验展示两项贡献：文化证据贯穿讲解、活动与交付，素材撤回后定位受影响内容并更新双版包；自然语言驱动受约束的活动重编排，“不要茶歇，多留手作时间”实际改变模块、时长与账目。模型理解需求并依据反馈修订，程序求解和复算，人确认文化与经营边界。金山区公开活动资料重建作为流程复用的补充证据，两个地域与数据性质分开。</w:t>
             </w:r>
           </w:p>
         </w:tc>
@@ -1872,7 +1872,7 @@
                 <w:sz w:val="24"/>
                 <w:color w:val="000000"/>
               </w:rPr>
-              <w:t xml:space="preserve">前端保留纸白、墨绿、朱红的三页结构，以原文与修订对照、证据原文位置、方案前后差异和体验包预览呈现结果。后台采用Qwen3-14B Q4_K_M、Ollama、LangGraph OSS、FastAPI与SQLite，不微调、不接付费模型API。输入经拆解后，文化陈述按地域及项目检索，分别标记来源支持、矛盾、资料分歧和信息不足；没有检索到不直接判错。经营承诺须由接待方确认，不能从文化来源推导。程序在当前案例的三个同场地活动模块中枚举可行组合，使用整数分核算费用，检查必要时长、人数、教师与场地，保留原轻、深套餐作为回归。已核验事实转为一般游客或亲子客群的短讲解、观察任务与互动提问，教学创意明确标注，生成后再查文化断言。对外使用需人工确认；资料或素材状态改变即使旧确认失效，再生成游客版和含账本、日程、资源及引用的组织者版。当前案例的教师、安全容量、报价、服务报酬和材料数量均为单独标记的演示测算，历史公告不可据此预约。</w:t>
+              <w:t xml:space="preserve">系统保留乡土发现、可信内容工坊、体验与共益三页。原文按句段关联地域证据，文化事实、经营承诺与用户需求分别判断；核验区分支持、矛盾、资料分歧和信息不足。程序在八个同场地演示模块中组合，按人数、预算、总时长、教师、场地与明确偏好筛选排序，金额以整数分复算。短讲解、观察任务和互动提问只基于已核验事实及已选活动生成，教学创意明示并再查文化断言。人工确认绑定版本，导出游客版和组织者版；来源或素材状态变化使旧确认失效，重新核验后生成新包。真实主线中，取消茶歇并多留手作时间使手作50→80分钟、全程90→100分钟、组织支出720→796元，均为演示测算。金山补充案例保留公告30+90分钟安排，8人702元为团队组织支出演示测算，不能解释成历史免费活动收费。采用免费本地、免微调模型与现有工作流；真实教师、安全容量、成本与授权仍待接待方核实。</w:t>
             </w:r>
           </w:p>
         </w:tc>
@@ -2033,7 +2033,7 @@
                 <w:sz w:val="24"/>
                 <w:color w:val="000000"/>
               </w:rPr>
-              <w:t xml:space="preserve">首批用户拟为有固定场地的小型乡村工坊、研学组织者和文旅服务机构。拟提供本地部署、资料整理、模块配置和维护服务，收费逻辑采用一次性配置费加按期维护费，具体价格待访谈验证。金山区公开活动案例仅用于资料重建与系统验证；当前仅有演示测算，没有合作订单、收入增长、净利润或减排成效证据。</w:t>
+              <w:t xml:space="preserve">首批购买者拟为需要反复备课和改排的研学组织者、乡村工坊及文旅服务机构。项目方提供本地部署、资料与模块配置、培训及维护服务，以配置费和维护费形成软件服务收入；工坊方单列活动收入或资金来源、材料组织支出和本地服务报酬。文化依据、材料用量与容量门禁服务于传承和低影响接待。商业计划给出有明确假设的情景与敏感性计算，尚无订单、真实增收或减排成果。</w:t>
             </w:r>
           </w:p>
         </w:tc>

--- a/docs/submission/project-summary-draft.docx
+++ b/docs/submission/project-summary-draft.docx
@@ -129,7 +129,7 @@
           <w:szCs w:val="36"/>
           <w:color w:val="000000"/>
         </w:rPr>
-        <w:t xml:space="preserve">（申报正文草案）</w:t>
+        <w:t xml:space="preserve"/>
       </w:r>
     </w:p>
     <w:tbl>
@@ -297,7 +297,7 @@
               <w:rPr>
                 <w:color w:val="000000"/>
               </w:rPr>
-              <w:t xml:space="preserve">待补（匿名团队名称）</w:t>
+              <w:t xml:space="preserve">【待填：团队名称，不含学校与导师信息】</w:t>
             </w:r>
           </w:p>
         </w:tc>
@@ -666,7 +666,7 @@
                 <w:szCs w:val="18"/>
                 <w:color w:val="000000"/>
               </w:rPr>
-              <w:t xml:space="preserve">5.定向赛道-智慧文旅与乡村振兴 ☑    6.定向赛道-智慧能源与环境         □  </w:t>
+              <w:t xml:space="preserve">5.定向赛道-智慧文旅与乡村振兴 ■    6.定向赛道-智慧能源与环境         □  </w:t>
             </w:r>
           </w:p>
           <w:p>
@@ -1265,7 +1265,7 @@
               <w:rPr>
                 <w:color w:val="000000"/>
               </w:rPr>
-              <w:t xml:space="preserve">待按平台口径填写</w:t>
+              <w:t xml:space="preserve">【待填】</w:t>
             </w:r>
           </w:p>
         </w:tc>
@@ -1312,7 +1312,7 @@
               <w:rPr>
                 <w:color w:val="000000"/>
               </w:rPr>
-              <w:t xml:space="preserve">待补</w:t>
+              <w:t xml:space="preserve">【待填】</w:t>
             </w:r>
           </w:p>
         </w:tc>
@@ -1383,7 +1383,7 @@
               <w:rPr>
                 <w:color w:val="000000"/>
               </w:rPr>
-              <w:t xml:space="preserve">待按平台口径填写</w:t>
+              <w:t xml:space="preserve">【待填】</w:t>
             </w:r>
           </w:p>
         </w:tc>
@@ -1566,7 +1566,7 @@
                 <w:sz w:val="24"/>
                 <w:color w:val="000000"/>
               </w:rPr>
-              <w:t xml:space="preserve">一次乡村非遗体验需要讲解稿、活动安排、费用清单和游客手册。组织者面临的难点是：资料分散，地域工艺容易混淆；预算、偏好或素材条件一变，多份内容容易漏改并形成相互矛盾的承诺。乡艺有据把文化依据、接待条件与交付版本连接起来，帮助组织者交出有依据、可核算、可审核的体验方案。让非遗不止被看见，更能被体验。当前痛点是设计假设，需求强度仍待真实访谈验证。</w:t>
+              <w:t xml:space="preserve">非遗体验正在成为乡村文旅的重要抓手。我们访谈的文旅办负责人所在地区，每年举办非遗活动十余场到近二十场，全区上百场。三位受访从业者都提到，讲解词多凭传承人经验口述，既无成稿，也无核对；文旅办负责人还指出，同一项非遗面对学生、老人和普通游客，活动要有针对性地调整；手艺人不会收回作品，而是不断推出新作，讲解和手册需要随之更新。与此同时，越来越多的人先从网上和AI那里认识一个地方，但通用AI的回答往往不标出处、难以核对。丰宁剪纸以阳刻为主，蔚县剪纸以阴刻为主，一字之差就是两地手艺。活动举办方真正需要的是：讲得对、因人而讲、手册常新。</w:t>
             </w:r>
           </w:p>
         </w:tc>
@@ -1720,7 +1720,7 @@
                 <w:sz w:val="24"/>
                 <w:color w:val="000000"/>
               </w:rPr>
-              <w:t xml:space="preserve">以同一场蔚县剪纸体验展示两项贡献：文化证据贯穿讲解、活动与交付，素材撤回后定位受影响内容并更新双版包；自然语言驱动受约束的活动重编排，“不要茶歇，多留手作时间”实际改变模块、时长与账目。模型理解需求并依据反馈修订，程序求解和复算，人确认文化与经营边界。金山区公开活动资料重建作为流程复用的补充证据，两个地域与数据性质分开。</w:t>
+              <w:t xml:space="preserve">核心思路是“模型理解、程序把关、人来拍板”。本地大模型负责读懂需求、拆分陈述、起草讲解；确定性程序负责逐句对照官方原文、在约束下组合活动并复算每一分钱；人工确认后才交付，资料或作品一变，旧手册即暂停使用。“可信”由此成为可检查的规则：每句讲解都标出原文与位置，查不到的标“信息不足”，系统不替人答应。产品围绕“讲对、因人而讲、作品常新”三件事展开。已有基础：系统完整可运行，收录中国非物质文化遗产网等官方资料，配置5类体验对象、8个活动模块；已在本地真实模型上完成端到端验收，并按三位从业者的访谈意见完成改版。</w:t>
             </w:r>
           </w:p>
         </w:tc>
@@ -1872,7 +1872,75 @@
                 <w:sz w:val="24"/>
                 <w:color w:val="000000"/>
               </w:rPr>
-              <w:t xml:space="preserve">系统保留乡土发现、可信内容工坊、体验与共益三页。原文按句段关联地域证据，文化事实、经营承诺与用户需求分别判断；核验区分支持、矛盾、资料分歧和信息不足。程序在八个同场地演示模块中组合，按人数、预算、总时长、教师、场地与明确偏好筛选排序，金额以整数分复算。短讲解、观察任务和互动提问只基于已核验事实及已选活动生成，教学创意明示并再查文化断言。人工确认绑定版本，导出游客版和组织者版；来源或素材状态变化使旧确认失效，重新核验后生成新包。真实主线中，取消茶歇并多留手作时间使手作50→80分钟、全程90→100分钟、组织支出720→796元，均为演示测算。金山补充案例保留公告30+90分钟安排，8人702元为团队组织支出演示测算，不能解释成历史免费活动收费。采用免费本地、免微调模型与现有工作流；真实教师、安全容量、成本与授权仍待接待方核实。</w:t>
+              <w:t xml:space="preserve">技术路线：官方资料库→本地智能体工作流（单任务最多8次模型调用）→人工确认→游客版与组织者版双版手册。</w:t>
+            </w:r>
+          </w:p>
+          <w:p>
+            <w:pPr>
+              <w:widowControl/>
+              <w:rPr>
+                <w:rFonts w:ascii="Times New Roman" w:hAnsi="Times New Roman" w:eastAsia="仿宋" w:cs="Times New Roman"/>
+                <w:sz w:val="24"/>
+              </w:rPr>
+            </w:pPr>
+            <w:r>
+              <w:rPr>
+                <w:rFonts w:ascii="Times New Roman" w:hAnsi="Times New Roman" w:eastAsia="仿宋" w:cs="Times New Roman"/>
+                <w:sz w:val="24"/>
+                <w:color w:val="000000"/>
+              </w:rPr>
+              <w:t xml:space="preserve">一、讲对。文案按句拆分，逐句检索同地域官方来源，判为支持、矛盾、资料分歧或信息不足；矛盾句给出带出处的最小修订，营业、预约等经营承诺不由文化资料背书。真实运行中，“蔚县剪纸以阳刻为主”被判为与来源矛盾，修订为“以阴刻为主”并附原文；“每天开放、无需预约”判为信息不足，留给接待方确认。没有讲解词时，只需选“讲给谁、讲多久”，模型仅依据收录资料起草，再走同一套核验。</w:t>
+            </w:r>
+          </w:p>
+          <w:p>
+            <w:pPr>
+              <w:widowControl/>
+              <w:rPr>
+                <w:rFonts w:ascii="Times New Roman" w:hAnsi="Times New Roman" w:eastAsia="仿宋" w:cs="Times New Roman"/>
+                <w:sz w:val="24"/>
+              </w:rPr>
+            </w:pPr>
+            <w:r>
+              <w:rPr>
+                <w:rFonts w:ascii="Times New Roman" w:hAnsi="Times New Roman" w:eastAsia="仿宋" w:cs="Times New Roman"/>
+                <w:sz w:val="24"/>
+                <w:color w:val="000000"/>
+              </w:rPr>
+              <w:t xml:space="preserve">二、因人而讲。支持普通游客、亲子家庭、青少年学生、老年人、专业爱好者5类对象。程序在人数、预算、时长、教师和场地约束下组合活动模块，金额按整数分复算；讲解口吻随对象调整，生成后再逐项检查文化断言。同一场蔚县剪纸换成中学生：活动由2个环节增至4个，手作由50分钟增至80分钟，874元中584元付给本地讲解和手作老师（演示测算）。</w:t>
+            </w:r>
+          </w:p>
+          <w:p>
+            <w:pPr>
+              <w:widowControl/>
+              <w:rPr>
+                <w:rFonts w:ascii="Times New Roman" w:hAnsi="Times New Roman" w:eastAsia="仿宋" w:cs="Times New Roman"/>
+                <w:sz w:val="24"/>
+              </w:rPr>
+            </w:pPr>
+            <w:r>
+              <w:rPr>
+                <w:rFonts w:ascii="Times New Roman" w:hAnsi="Times New Roman" w:eastAsia="仿宋" w:cs="Times New Roman"/>
+                <w:sz w:val="24"/>
+                <w:color w:val="000000"/>
+              </w:rPr>
+              <w:t xml:space="preserve">三、作品常新。手艺人发布新作后，系统自动定位引用旧版的讲解卡与手册，旧版暂停导出，重新核验、经人确认后换上新作；游客手册设“手艺人作品”栏，购买由手艺人现场办理，系统不经手资金。</w:t>
+            </w:r>
+          </w:p>
+          <w:p>
+            <w:pPr>
+              <w:widowControl/>
+              <w:rPr>
+                <w:rFonts w:ascii="Times New Roman" w:hAnsi="Times New Roman" w:eastAsia="仿宋" w:cs="Times New Roman"/>
+                <w:sz w:val="24"/>
+              </w:rPr>
+            </w:pPr>
+            <w:r>
+              <w:rPr>
+                <w:rFonts w:ascii="Times New Roman" w:hAnsi="Times New Roman" w:eastAsia="仿宋" w:cs="Times New Roman"/>
+                <w:sz w:val="24"/>
+                <w:color w:val="000000"/>
+              </w:rPr>
+              <w:t xml:space="preserve">创新点：逐句证据门禁、受约束可复算编排、作品与手册版本联动。全程在一台电脑上离线运行，采用免费开源模型Qwen3-14B，无需微调，无模型调用费。</w:t>
             </w:r>
           </w:p>
         </w:tc>
@@ -2033,7 +2101,7 @@
                 <w:sz w:val="24"/>
                 <w:color w:val="000000"/>
               </w:rPr>
-              <w:t xml:space="preserve">首批购买者拟为需要反复备课和改排的研学组织者、乡村工坊及文旅服务机构。项目方提供本地部署、资料与模块配置、培训及维护服务，以配置费和维护费形成软件服务收入；工坊方单列活动收入或资金来源、材料组织支出和本地服务报酬。文化依据、材料用量与容量门禁服务于传承和低影响接待。商业计划给出有明确假设的情景与敏感性计算，尚无订单、真实增收或减排成果。</w:t>
+              <w:t xml:space="preserve">商业模式为按场次收费的“活动编排与手册服务”，付费方是活动举办方和手艺人。首批面向县域文旅部门、研学机构和非遗工坊：举办方每场获得经核验的讲解词、按体验对象编排的方案与账目，以及游客版、组织者版手册；手艺人获得有出处的讲解词和随新作更新的作品展示，交易由手艺人自理。系统一次部署、离线运行、无模型调用费，场次越多，单场成本越低。受访地区每年非遗活动从十余场到上百场，需求高频复现，可由一县一项复制到更多地域和项目。预期效益：文化上讲得准、传得下去；经济上报酬逐项列示，收益留在乡里；社会上让学生、老人等不同人群都有针对性的体验。</w:t>
             </w:r>
           </w:p>
         </w:tc>
@@ -2199,7 +2267,7 @@
                 <w:szCs w:val="18"/>
                 <w:color w:val="000000"/>
               </w:rPr>
-              <w:t xml:space="preserve">软硬件开发类（选择）；工程实施类</w:t>
+              <w:t xml:space="preserve">■软硬件开发类；工程实施类</w:t>
             </w:r>
           </w:p>
         </w:tc>
@@ -2296,7 +2364,29 @@
                 <w:szCs w:val="18"/>
                 <w:color w:val="000000"/>
               </w:rPr>
-              <w:t xml:space="preserve">国际领先；国际先进；国内领先；国内先进；国内一般；无法判断（选择，尚无充分对标证据）</w:t>
+              <w:t xml:space="preserve">国际领先；国际先进；国内领先；■国内先进</w:t>
+            </w:r>
+          </w:p>
+          <w:p>
+            <w:pPr>
+              <w:widowControl/>
+              <w:spacing w:before="81" w:after="81"/>
+              <w:rPr>
+                <w:rFonts w:ascii="Times New Roman" w:hAnsi="Times New Roman" w:eastAsia="仿宋" w:cs="仿宋"/>
+                <w:kern w:val="0"/>
+                <w:sz w:val="24"/>
+                <w:szCs w:val="18"/>
+              </w:rPr>
+            </w:pPr>
+            <w:r>
+              <w:rPr>
+                <w:rFonts w:hint="eastAsia" w:ascii="Times New Roman" w:hAnsi="Times New Roman" w:eastAsia="仿宋" w:cs="仿宋"/>
+                <w:kern w:val="0"/>
+                <w:sz w:val="24"/>
+                <w:szCs w:val="18"/>
+                <w:color w:val="000000"/>
+              </w:rPr>
+              <w:t xml:space="preserve">国内一般；无法判断</w:t>
             </w:r>
           </w:p>
         </w:tc>
@@ -2392,7 +2482,7 @@
                 <w:szCs w:val="18"/>
                 <w:color w:val="000000"/>
               </w:rPr>
-              <w:t xml:space="preserve">□硬件 ☑软件 □工艺 ☑方法 □服务 □商业模式</w:t>
+              <w:t xml:space="preserve">□硬件 ■软件 □工艺 ■方法 ■服务 □商业模式</w:t>
             </w:r>
           </w:p>
           <w:p>
@@ -2530,7 +2620,7 @@
                 <w:szCs w:val="18"/>
                 <w:color w:val="000000"/>
               </w:rPr>
-              <w:t xml:space="preserve">□第5级 □第6级 □第7级 □第8级 □第9级</w:t>
+              <w:t xml:space="preserve">■第5级 □第6级 □第7级 □第8级</w:t>
             </w:r>
           </w:p>
           <w:p>
@@ -2551,7 +2641,7 @@
                 <w:szCs w:val="18"/>
                 <w:color w:val="000000"/>
               </w:rPr>
-              <w:t xml:space="preserve">待依据成熟度定义与实施证据核定，暂不选择。</w:t>
+              <w:t xml:space="preserve">□第9级</w:t>
             </w:r>
           </w:p>
         </w:tc>
@@ -2648,7 +2738,51 @@
                 <w:szCs w:val="18"/>
                 <w:color w:val="000000"/>
               </w:rPr>
-              <w:t xml:space="preserve">同模型、同资料、同工具的固定流程（内部对照，非第三方产品）；结果见2026年10月3日小规模内部验收。其他国内外产品或技术的规范比较待补。</w:t>
+              <w:t xml:space="preserve">■国际产品/技术/标准；■国内产品/技术/标准；</w:t>
+            </w:r>
+          </w:p>
+          <w:p>
+            <w:pPr>
+              <w:widowControl/>
+              <w:spacing w:before="81" w:after="81"/>
+              <w:rPr>
+                <w:rFonts w:ascii="Times New Roman" w:hAnsi="Times New Roman" w:eastAsia="仿宋" w:cs="仿宋"/>
+                <w:kern w:val="0"/>
+                <w:sz w:val="24"/>
+                <w:szCs w:val="18"/>
+              </w:rPr>
+            </w:pPr>
+            <w:r>
+              <w:rPr>
+                <w:rFonts w:ascii="Times New Roman" w:hAnsi="Times New Roman" w:eastAsia="仿宋" w:cs="仿宋"/>
+                <w:kern w:val="0"/>
+                <w:sz w:val="24"/>
+                <w:szCs w:val="18"/>
+                <w:color w:val="000000"/>
+              </w:rPr>
+              <w:t xml:space="preserve">如有给出具体对标产品名称：通用对话大模型（ChatGPT、文心一言）；Google NotebookLM；Dify知识库；同模型固定流程（内部对照）</w:t>
+            </w:r>
+          </w:p>
+          <w:p>
+            <w:pPr>
+              <w:widowControl/>
+              <w:spacing w:before="81" w:after="81"/>
+              <w:rPr>
+                <w:rFonts w:ascii="Times New Roman" w:hAnsi="Times New Roman" w:eastAsia="仿宋" w:cs="仿宋"/>
+                <w:kern w:val="0"/>
+                <w:sz w:val="24"/>
+                <w:szCs w:val="18"/>
+              </w:rPr>
+            </w:pPr>
+            <w:r>
+              <w:rPr>
+                <w:rFonts w:ascii="Times New Roman" w:hAnsi="Times New Roman" w:eastAsia="仿宋" w:cs="仿宋"/>
+                <w:kern w:val="0"/>
+                <w:sz w:val="24"/>
+                <w:szCs w:val="18"/>
+                <w:color w:val="000000"/>
+              </w:rPr>
+              <w:t xml:space="preserve">无对比参照物</w:t>
             </w:r>
           </w:p>
         </w:tc>
@@ -3030,7 +3164,7 @@
                     <w:rPr>
                       <w:color w:val="000000"/>
                     </w:rPr>
-                    <w:t xml:space="preserve">完整交付题</w:t>
+                    <w:t xml:space="preserve">完整交付正确率</w:t>
                   </w:r>
                 </w:p>
               </w:tc>
@@ -3123,7 +3257,7 @@
                     <w:rPr>
                       <w:color w:val="000000"/>
                     </w:rPr>
-                    <w:t xml:space="preserve">未计算</w:t>
+                    <w:t xml:space="preserve">20.0</w:t>
                   </w:r>
                 </w:p>
               </w:tc>
@@ -3153,7 +3287,7 @@
                     <w:rPr>
                       <w:color w:val="000000"/>
                     </w:rPr>
-                    <w:t xml:space="preserve">同条件固定流程</w:t>
+                    <w:t xml:space="preserve">同模型固定流程（内部24任务）</w:t>
                   </w:r>
                 </w:p>
               </w:tc>
@@ -3197,7 +3331,7 @@
                     <w:rPr>
                       <w:color w:val="000000"/>
                     </w:rPr>
-                    <w:t xml:space="preserve">必要确认题</w:t>
+                    <w:t xml:space="preserve">需确认条件识别率</w:t>
                   </w:r>
                 </w:p>
               </w:tc>
@@ -3290,7 +3424,7 @@
                     <w:rPr>
                       <w:color w:val="000000"/>
                     </w:rPr>
-                    <w:t xml:space="preserve">未计算</w:t>
+                    <w:t xml:space="preserve">20.0</w:t>
                   </w:r>
                 </w:p>
               </w:tc>
@@ -3320,7 +3454,7 @@
                     <w:rPr>
                       <w:color w:val="000000"/>
                     </w:rPr>
-                    <w:t xml:space="preserve">同条件固定流程</w:t>
+                    <w:t xml:space="preserve">同模型固定流程（内部24任务）</w:t>
                   </w:r>
                 </w:p>
               </w:tc>
@@ -3364,7 +3498,7 @@
                     <w:rPr>
                       <w:color w:val="000000"/>
                     </w:rPr>
-                    <w:t xml:space="preserve">具体正确拒绝</w:t>
+                    <w:t xml:space="preserve">越界请求具体拒绝率</w:t>
                   </w:r>
                 </w:p>
               </w:tc>
@@ -3457,7 +3591,7 @@
                     <w:rPr>
                       <w:color w:val="000000"/>
                     </w:rPr>
-                    <w:t xml:space="preserve">未计算</w:t>
+                    <w:t xml:space="preserve">66.7</w:t>
                   </w:r>
                 </w:p>
               </w:tc>
@@ -3487,7 +3621,7 @@
                     <w:rPr>
                       <w:color w:val="000000"/>
                     </w:rPr>
-                    <w:t xml:space="preserve">同条件固定流程</w:t>
+                    <w:t xml:space="preserve">同模型固定流程（内部24任务）</w:t>
                   </w:r>
                 </w:p>
               </w:tc>
@@ -3531,7 +3665,7 @@
                     <w:rPr>
                       <w:color w:val="000000"/>
                     </w:rPr>
-                    <w:t xml:space="preserve">任务中位耗时</w:t>
+                    <w:t xml:space="preserve">讲解陈述出处可追溯率</w:t>
                   </w:r>
                 </w:p>
               </w:tc>
@@ -3562,7 +3696,7 @@
                     <w:rPr>
                       <w:color w:val="000000"/>
                     </w:rPr>
-                    <w:t xml:space="preserve">4.523秒</w:t>
+                    <w:t xml:space="preserve">100%</w:t>
                   </w:r>
                 </w:p>
               </w:tc>
@@ -3593,7 +3727,7 @@
                     <w:rPr>
                       <w:color w:val="000000"/>
                     </w:rPr>
-                    <w:t xml:space="preserve">2.209秒</w:t>
+                    <w:t xml:space="preserve">无逐句核对</w:t>
                   </w:r>
                 </w:p>
               </w:tc>
@@ -3624,7 +3758,7 @@
                     <w:rPr>
                       <w:color w:val="000000"/>
                     </w:rPr>
-                    <w:t xml:space="preserve">未降低</w:t>
+                    <w:t xml:space="preserve">新增能力</w:t>
                   </w:r>
                 </w:p>
               </w:tc>
@@ -3654,7 +3788,7 @@
                     <w:rPr>
                       <w:color w:val="000000"/>
                     </w:rPr>
-                    <w:t xml:space="preserve">同机各24任务</w:t>
+                    <w:t xml:space="preserve">受访从业者现行做法</w:t>
                   </w:r>
                 </w:p>
               </w:tc>
@@ -3698,7 +3832,7 @@
                     <w:rPr>
                       <w:color w:val="000000"/>
                     </w:rPr>
-                    <w:t xml:space="preserve">模型调用总数</w:t>
+                    <w:t xml:space="preserve">单场模型调用费</w:t>
                   </w:r>
                 </w:p>
               </w:tc>
@@ -3729,7 +3863,7 @@
                     <w:rPr>
                       <w:color w:val="000000"/>
                     </w:rPr>
-                    <w:t xml:space="preserve">98次</w:t>
+                    <w:t xml:space="preserve">0元</w:t>
                   </w:r>
                 </w:p>
               </w:tc>
@@ -3760,7 +3894,7 @@
                     <w:rPr>
                       <w:color w:val="000000"/>
                     </w:rPr>
-                    <w:t xml:space="preserve">78次</w:t>
+                    <w:t xml:space="preserve">按调用计费</w:t>
                   </w:r>
                 </w:p>
               </w:tc>
@@ -3791,7 +3925,7 @@
                     <w:rPr>
                       <w:color w:val="000000"/>
                     </w:rPr>
-                    <w:t xml:space="preserve">未降低</w:t>
+                    <w:t xml:space="preserve">100（降低）</w:t>
                   </w:r>
                 </w:p>
               </w:tc>
@@ -3821,7 +3955,7 @@
                     <w:rPr>
                       <w:color w:val="000000"/>
                     </w:rPr>
-                    <w:t xml:space="preserve">各24任务总计</w:t>
+                    <w:t xml:space="preserve">云端大模型API</w:t>
                   </w:r>
                 </w:p>
               </w:tc>
@@ -3933,7 +4067,7 @@
                 <w:szCs w:val="18"/>
                 <w:color w:val="000000"/>
               </w:rPr>
-              <w:t xml:space="preserve">新功能实现：可追溯核验、活动组合与双版包更新。</w:t>
+              <w:t xml:space="preserve">■质量提升；■成本降低；效率提升；</w:t>
             </w:r>
           </w:p>
           <w:p>
@@ -3956,7 +4090,30 @@
                 <w:szCs w:val="18"/>
                 <w:color w:val="000000"/>
               </w:rPr>
-              <w:t xml:space="preserve">质量、成本、效率及交付周期的提升值待实测，不填推断百分比。</w:t>
+              <w:t xml:space="preserve">生产/交付周期缩短：</w:t>
+            </w:r>
+          </w:p>
+          <w:p>
+            <w:pPr>
+              <w:widowControl/>
+              <w:spacing w:line="360" w:lineRule="auto"/>
+              <w:rPr>
+                <w:rFonts w:ascii="Times New Roman" w:hAnsi="Times New Roman" w:eastAsia="仿宋" w:cs="仿宋"/>
+                <w:kern w:val="0"/>
+                <w:sz w:val="24"/>
+                <w:szCs w:val="18"/>
+                <w:u w:val="single"/>
+              </w:rPr>
+            </w:pPr>
+            <w:r>
+              <w:rPr>
+                <w:rFonts w:ascii="Times New Roman" w:hAnsi="Times New Roman" w:eastAsia="仿宋" w:cs="仿宋"/>
+                <w:kern w:val="0"/>
+                <w:sz w:val="24"/>
+                <w:szCs w:val="18"/>
+                <w:color w:val="000000"/>
+              </w:rPr>
+              <w:t xml:space="preserve">■新功能实现：逐句出处核验、因人一键重排、作品联动手册</w:t>
             </w:r>
           </w:p>
         </w:tc>
